--- a/作品说明.docx
+++ b/作品说明.docx
@@ -108,6 +108,7 @@
         <w:textAlignment w:val="auto"/>
         <w:rPr>
           <w:rFonts w:hint="eastAsia" w:ascii="宋体" w:hAnsi="宋体" w:eastAsia="宋体" w:cs="宋体"/>
+          <w:sz w:val="24"/>
         </w:rPr>
       </w:pPr>
       <w:r>
@@ -137,17 +138,202 @@
           <w:rFonts w:hint="eastAsia" w:ascii="宋体" w:hAnsi="宋体" w:eastAsia="宋体" w:cs="宋体"/>
           <w:sz w:val="24"/>
         </w:rPr>
-        <w:t>中国传统色并非抽象的色值。天青是宋徽宗梦见而后汝窑烧出的颜色，硃砂是三千年前甲骨上第一笔汉字的颜色，月白是古人察觉月光并非纯白而专门命名的颜色——每一种颜色都是一个文化符号，它的名字即是一首诗。作品试图以数字媒介重新激活这些颜色的文化记忆，让观者从色名走进诗词、从诗词走进故事，完成一次从视觉到心灵</w:t>
+        <w:t>中国传统色并非抽象的色值。天青是宋徽宗梦见而后汝窑烧出的颜色，硃砂是三千年前甲骨上第一笔汉字的颜色，月白是古人察觉月光并非纯白而专门命名的颜色——每一种颜色都是一个文化符号，它的名字即是一首诗。作品试图以数字媒介重新激活这些颜色的文化记忆，让观者从色名走进诗词、从诗词走进故事，完成一次从视觉到心灵的色彩体验。</w:t>
       </w:r>
-      <w:bookmarkStart w:id="0" w:name="_GoBack"/>
-      <w:bookmarkEnd w:id="0"/>
+    </w:p>
+    <w:p>
+      <w:pPr>
+        <w:keepNext w:val="0"/>
+        <w:keepLines w:val="0"/>
+        <w:pageBreakBefore w:val="0"/>
+        <w:widowControl/>
+        <w:kinsoku/>
+        <w:wordWrap/>
+        <w:overflowPunct/>
+        <w:topLinePunct w:val="0"/>
+        <w:autoSpaceDE/>
+        <w:autoSpaceDN/>
+        <w:bidi w:val="0"/>
+        <w:adjustRightInd/>
+        <w:snapToGrid/>
+        <w:spacing w:after="0" w:line="360" w:lineRule="auto"/>
+        <w:textAlignment w:val="auto"/>
+        <w:rPr>
+          <w:rFonts w:hint="eastAsia" w:ascii="宋体" w:hAnsi="宋体" w:eastAsia="宋体" w:cs="宋体"/>
+          <w:sz w:val="24"/>
+        </w:rPr>
+      </w:pPr>
+    </w:p>
+    <w:p>
+      <w:pPr>
+        <w:keepNext w:val="0"/>
+        <w:keepLines w:val="0"/>
+        <w:pageBreakBefore w:val="0"/>
+        <w:widowControl/>
+        <w:kinsoku/>
+        <w:wordWrap/>
+        <w:overflowPunct/>
+        <w:topLinePunct w:val="0"/>
+        <w:autoSpaceDE/>
+        <w:autoSpaceDN/>
+        <w:bidi w:val="0"/>
+        <w:adjustRightInd/>
+        <w:snapToGrid/>
+        <w:spacing w:after="0" w:line="360" w:lineRule="auto"/>
+        <w:textAlignment w:val="auto"/>
+        <w:rPr>
+          <w:rFonts w:hint="eastAsia" w:ascii="宋体" w:hAnsi="宋体" w:eastAsia="宋体" w:cs="宋体"/>
+          <w:sz w:val="24"/>
+          <w:lang w:val="en-US" w:eastAsia="zh-CN"/>
+        </w:rPr>
+      </w:pPr>
       <w:r>
         <w:rPr>
           <w:rFonts w:hint="eastAsia" w:ascii="宋体" w:hAnsi="宋体" w:eastAsia="宋体" w:cs="宋体"/>
           <w:sz w:val="24"/>
+          <w:lang w:val="en-US" w:eastAsia="zh-CN"/>
         </w:rPr>
-        <w:t>的色彩体验。</w:t>
+        <w:t>手机端可扫码体验</w:t>
       </w:r>
+    </w:p>
+    <w:p>
+      <w:pPr>
+        <w:keepNext w:val="0"/>
+        <w:keepLines w:val="0"/>
+        <w:pageBreakBefore w:val="0"/>
+        <w:widowControl/>
+        <w:kinsoku/>
+        <w:wordWrap/>
+        <w:overflowPunct/>
+        <w:topLinePunct w:val="0"/>
+        <w:autoSpaceDE/>
+        <w:autoSpaceDN/>
+        <w:bidi w:val="0"/>
+        <w:adjustRightInd/>
+        <w:snapToGrid/>
+        <w:spacing w:after="0" w:line="360" w:lineRule="auto"/>
+        <w:textAlignment w:val="auto"/>
+        <w:rPr>
+          <w:rFonts w:hint="eastAsia" w:ascii="宋体" w:hAnsi="宋体" w:eastAsia="宋体" w:cs="宋体"/>
+          <w:sz w:val="24"/>
+          <w:lang w:val="en-US" w:eastAsia="zh-CN"/>
+        </w:rPr>
+      </w:pPr>
+      <w:r>
+        <w:rPr>
+          <w:rFonts w:hint="eastAsia" w:ascii="宋体" w:hAnsi="宋体" w:eastAsia="宋体" w:cs="宋体"/>
+          <w:sz w:val="24"/>
+          <w:lang w:val="en-US" w:eastAsia="zh-CN"/>
+        </w:rPr>
+        <w:t>电脑端点击链接：</w:t>
+      </w:r>
+      <w:r>
+        <w:rPr>
+          <w:rFonts w:hint="eastAsia" w:ascii="宋体" w:hAnsi="宋体" w:eastAsia="宋体" w:cs="宋体"/>
+          <w:sz w:val="24"/>
+          <w:lang w:val="en-US" w:eastAsia="zh-CN"/>
+        </w:rPr>
+        <w:tab/>
+      </w:r>
+      <w:r>
+        <w:rPr>
+          <w:rFonts w:hint="eastAsia" w:ascii="宋体" w:hAnsi="宋体" w:eastAsia="宋体" w:cs="宋体"/>
+          <w:sz w:val="24"/>
+          <w:lang w:val="en-US" w:eastAsia="zh-CN"/>
+        </w:rPr>
+        <w:fldChar w:fldCharType="begin"/>
+      </w:r>
+      <w:r>
+        <w:rPr>
+          <w:rFonts w:hint="eastAsia" w:ascii="宋体" w:hAnsi="宋体" w:eastAsia="宋体" w:cs="宋体"/>
+          <w:sz w:val="24"/>
+          <w:lang w:val="en-US" w:eastAsia="zh-CN"/>
+        </w:rPr>
+        <w:instrText xml:space="preserve"> HYPERLINK "https://hwqruc.github.io/tiandi-xuanhuang/" </w:instrText>
+      </w:r>
+      <w:r>
+        <w:rPr>
+          <w:rFonts w:hint="eastAsia" w:ascii="宋体" w:hAnsi="宋体" w:eastAsia="宋体" w:cs="宋体"/>
+          <w:sz w:val="24"/>
+          <w:lang w:val="en-US" w:eastAsia="zh-CN"/>
+        </w:rPr>
+        <w:fldChar w:fldCharType="separate"/>
+      </w:r>
+      <w:r>
+        <w:rPr>
+          <w:rStyle w:val="135"/>
+          <w:rFonts w:hint="eastAsia" w:ascii="宋体" w:hAnsi="宋体" w:eastAsia="宋体" w:cs="宋体"/>
+          <w:sz w:val="24"/>
+          <w:lang w:val="en-US" w:eastAsia="zh-CN"/>
+        </w:rPr>
+        <w:t>https://hwqruc.github.io/tiandi-xuanhuang/</w:t>
+      </w:r>
+      <w:r>
+        <w:rPr>
+          <w:rFonts w:hint="eastAsia" w:ascii="宋体" w:hAnsi="宋体" w:eastAsia="宋体" w:cs="宋体"/>
+          <w:sz w:val="24"/>
+          <w:lang w:val="en-US" w:eastAsia="zh-CN"/>
+        </w:rPr>
+        <w:fldChar w:fldCharType="end"/>
+      </w:r>
+    </w:p>
+    <w:p>
+      <w:pPr>
+        <w:keepNext w:val="0"/>
+        <w:keepLines w:val="0"/>
+        <w:pageBreakBefore w:val="0"/>
+        <w:widowControl/>
+        <w:kinsoku/>
+        <w:wordWrap/>
+        <w:overflowPunct/>
+        <w:topLinePunct w:val="0"/>
+        <w:autoSpaceDE/>
+        <w:autoSpaceDN/>
+        <w:bidi w:val="0"/>
+        <w:adjustRightInd/>
+        <w:snapToGrid/>
+        <w:spacing w:after="0" w:line="360" w:lineRule="auto"/>
+        <w:textAlignment w:val="auto"/>
+        <w:rPr>
+          <w:rFonts w:hint="default" w:ascii="宋体" w:hAnsi="宋体" w:eastAsia="宋体" w:cs="宋体"/>
+          <w:sz w:val="24"/>
+          <w:lang w:val="en-US" w:eastAsia="zh-CN"/>
+        </w:rPr>
+      </w:pPr>
+    </w:p>
+    <w:p>
+      <w:pPr>
+        <w:keepNext w:val="0"/>
+        <w:keepLines w:val="0"/>
+        <w:pageBreakBefore w:val="0"/>
+        <w:widowControl/>
+        <w:kinsoku/>
+        <w:wordWrap/>
+        <w:overflowPunct/>
+        <w:topLinePunct w:val="0"/>
+        <w:autoSpaceDE/>
+        <w:autoSpaceDN/>
+        <w:bidi w:val="0"/>
+        <w:adjustRightInd/>
+        <w:snapToGrid/>
+        <w:spacing w:after="0" w:line="360" w:lineRule="auto"/>
+        <w:textAlignment w:val="auto"/>
+        <w:rPr>
+          <w:rFonts w:hint="default" w:ascii="宋体" w:hAnsi="宋体" w:eastAsia="宋体" w:cs="宋体"/>
+          <w:sz w:val="24"/>
+          <w:lang w:val="en-US" w:eastAsia="zh-CN"/>
+        </w:rPr>
+      </w:pPr>
+      <w:r>
+        <w:rPr>
+          <w:rFonts w:hint="eastAsia" w:ascii="宋体" w:hAnsi="宋体" w:eastAsia="宋体" w:cs="宋体"/>
+          <w:sz w:val="24"/>
+          <w:lang w:val="en-US" w:eastAsia="zh-CN"/>
+        </w:rPr>
+        <w:t>电脑端体验更加好哦！</w:t>
+      </w:r>
+      <w:bookmarkStart w:id="0" w:name="_GoBack"/>
+      <w:bookmarkEnd w:id="0"/>
     </w:p>
     <w:sectPr>
       <w:pgSz w:w="11906" w:h="16838"/>
@@ -354,7 +540,7 @@
   <w:docDefaults>
     <w:rPrDefault>
       <w:rPr>
-        <w:rFonts w:asciiTheme="minorHAnsi" w:hAnsiTheme="minorHAnsi" w:eastAsiaTheme="minorEastAsia" w:cstheme="minorBidi"/>
+        <w:rFonts w:ascii="Times New Roman" w:hAnsi="Times New Roman" w:eastAsia="宋体" w:cs="Times New Roman"/>
       </w:rPr>
     </w:rPrDefault>
     <w:pPrDefault/>
@@ -631,7 +817,7 @@
     <w:name w:val="heading 1"/>
     <w:basedOn w:val="1"/>
     <w:next w:val="1"/>
-    <w:link w:val="138"/>
+    <w:link w:val="139"/>
     <w:qFormat/>
     <w:uiPriority w:val="9"/>
     <w:pPr>
@@ -653,7 +839,7 @@
     <w:name w:val="heading 2"/>
     <w:basedOn w:val="1"/>
     <w:next w:val="1"/>
-    <w:link w:val="139"/>
+    <w:link w:val="140"/>
     <w:unhideWhenUsed/>
     <w:qFormat/>
     <w:uiPriority w:val="9"/>
@@ -681,7 +867,7 @@
     <w:name w:val="heading 3"/>
     <w:basedOn w:val="1"/>
     <w:next w:val="1"/>
-    <w:link w:val="140"/>
+    <w:link w:val="141"/>
     <w:unhideWhenUsed/>
     <w:qFormat/>
     <w:uiPriority w:val="9"/>
@@ -707,7 +893,7 @@
     <w:name w:val="heading 4"/>
     <w:basedOn w:val="1"/>
     <w:next w:val="1"/>
-    <w:link w:val="150"/>
+    <w:link w:val="151"/>
     <w:semiHidden/>
     <w:unhideWhenUsed/>
     <w:qFormat/>
@@ -736,7 +922,7 @@
     <w:name w:val="heading 5"/>
     <w:basedOn w:val="1"/>
     <w:next w:val="1"/>
-    <w:link w:val="151"/>
+    <w:link w:val="152"/>
     <w:semiHidden/>
     <w:unhideWhenUsed/>
     <w:qFormat/>
@@ -756,7 +942,7 @@
     <w:name w:val="heading 6"/>
     <w:basedOn w:val="1"/>
     <w:next w:val="1"/>
-    <w:link w:val="152"/>
+    <w:link w:val="153"/>
     <w:semiHidden/>
     <w:unhideWhenUsed/>
     <w:qFormat/>
@@ -778,7 +964,7 @@
     <w:name w:val="heading 7"/>
     <w:basedOn w:val="1"/>
     <w:next w:val="1"/>
-    <w:link w:val="153"/>
+    <w:link w:val="154"/>
     <w:semiHidden/>
     <w:unhideWhenUsed/>
     <w:qFormat/>
@@ -808,7 +994,7 @@
     <w:name w:val="heading 8"/>
     <w:basedOn w:val="1"/>
     <w:next w:val="1"/>
-    <w:link w:val="154"/>
+    <w:link w:val="155"/>
     <w:semiHidden/>
     <w:unhideWhenUsed/>
     <w:qFormat/>
@@ -835,7 +1021,7 @@
     <w:name w:val="heading 9"/>
     <w:basedOn w:val="1"/>
     <w:next w:val="1"/>
-    <w:link w:val="155"/>
+    <w:link w:val="156"/>
     <w:semiHidden/>
     <w:unhideWhenUsed/>
     <w:qFormat/>
@@ -885,7 +1071,7 @@
   </w:style>
   <w:style w:type="paragraph" w:styleId="2">
     <w:name w:val="macro"/>
-    <w:link w:val="147"/>
+    <w:link w:val="148"/>
     <w:unhideWhenUsed/>
     <w:uiPriority w:val="99"/>
     <w:pPr>
@@ -983,7 +1169,7 @@
   <w:style w:type="paragraph" w:styleId="17">
     <w:name w:val="Body Text 3"/>
     <w:basedOn w:val="1"/>
-    <w:link w:val="146"/>
+    <w:link w:val="147"/>
     <w:unhideWhenUsed/>
     <w:uiPriority w:val="99"/>
     <w:pPr>
@@ -1010,7 +1196,7 @@
   <w:style w:type="paragraph" w:styleId="19">
     <w:name w:val="Body Text"/>
     <w:basedOn w:val="1"/>
-    <w:link w:val="144"/>
+    <w:link w:val="145"/>
     <w:unhideWhenUsed/>
     <w:uiPriority w:val="99"/>
     <w:pPr>
@@ -1067,6 +1253,20 @@
   <w:style w:type="paragraph" w:styleId="24">
     <w:name w:val="footer"/>
     <w:basedOn w:val="1"/>
+    <w:link w:val="137"/>
+    <w:unhideWhenUsed/>
+    <w:uiPriority w:val="99"/>
+    <w:pPr>
+      <w:tabs>
+        <w:tab w:val="center" w:pos="4680"/>
+        <w:tab w:val="right" w:pos="9360"/>
+      </w:tabs>
+      <w:spacing w:after="0" w:line="240" w:lineRule="auto"/>
+    </w:pPr>
+  </w:style>
+  <w:style w:type="paragraph" w:styleId="25">
+    <w:name w:val="header"/>
+    <w:basedOn w:val="1"/>
     <w:link w:val="136"/>
     <w:unhideWhenUsed/>
     <w:uiPriority w:val="99"/>
@@ -1078,25 +1278,11 @@
       <w:spacing w:after="0" w:line="240" w:lineRule="auto"/>
     </w:pPr>
   </w:style>
-  <w:style w:type="paragraph" w:styleId="25">
-    <w:name w:val="header"/>
-    <w:basedOn w:val="1"/>
-    <w:link w:val="135"/>
-    <w:unhideWhenUsed/>
-    <w:uiPriority w:val="99"/>
-    <w:pPr>
-      <w:tabs>
-        <w:tab w:val="center" w:pos="4680"/>
-        <w:tab w:val="right" w:pos="9360"/>
-      </w:tabs>
-      <w:spacing w:after="0" w:line="240" w:lineRule="auto"/>
-    </w:pPr>
-  </w:style>
   <w:style w:type="paragraph" w:styleId="26">
     <w:name w:val="Subtitle"/>
     <w:basedOn w:val="1"/>
     <w:next w:val="1"/>
-    <w:link w:val="142"/>
+    <w:link w:val="143"/>
     <w:qFormat/>
     <w:uiPriority w:val="11"/>
     <w:rPr>
@@ -1127,7 +1313,7 @@
   <w:style w:type="paragraph" w:styleId="28">
     <w:name w:val="Body Text 2"/>
     <w:basedOn w:val="1"/>
-    <w:link w:val="145"/>
+    <w:link w:val="146"/>
     <w:unhideWhenUsed/>
     <w:uiPriority w:val="99"/>
     <w:pPr>
@@ -1160,7 +1346,7 @@
     <w:name w:val="Title"/>
     <w:basedOn w:val="1"/>
     <w:next w:val="1"/>
-    <w:link w:val="141"/>
+    <w:link w:val="142"/>
     <w:qFormat/>
     <w:uiPriority w:val="10"/>
     <w:pPr>
@@ -12627,19 +12813,30 @@
       <w:iCs/>
     </w:rPr>
   </w:style>
-  <w:style w:type="character" w:customStyle="1" w:styleId="135">
+  <w:style w:type="character" w:styleId="135">
+    <w:name w:val="Hyperlink"/>
+    <w:basedOn w:val="132"/>
+    <w:semiHidden/>
+    <w:unhideWhenUsed/>
+    <w:uiPriority w:val="99"/>
+    <w:rPr>
+      <w:color w:val="0000FF"/>
+      <w:u w:val="single"/>
+    </w:rPr>
+  </w:style>
+  <w:style w:type="character" w:customStyle="1" w:styleId="136">
     <w:name w:val="Header Char"/>
     <w:basedOn w:val="132"/>
     <w:link w:val="25"/>
     <w:uiPriority w:val="99"/>
   </w:style>
-  <w:style w:type="character" w:customStyle="1" w:styleId="136">
+  <w:style w:type="character" w:customStyle="1" w:styleId="137">
     <w:name w:val="Footer Char"/>
     <w:basedOn w:val="132"/>
     <w:link w:val="24"/>
     <w:uiPriority w:val="99"/>
   </w:style>
-  <w:style w:type="paragraph" w:styleId="137">
+  <w:style w:type="paragraph" w:styleId="138">
     <w:name w:val="No Spacing"/>
     <w:qFormat/>
     <w:uiPriority w:val="1"/>
@@ -12653,7 +12850,7 @@
       <w:lang w:val="en-US" w:eastAsia="en-US" w:bidi="ar-SA"/>
     </w:rPr>
   </w:style>
-  <w:style w:type="character" w:customStyle="1" w:styleId="138">
+  <w:style w:type="character" w:customStyle="1" w:styleId="139">
     <w:name w:val="Heading 1 Char"/>
     <w:basedOn w:val="132"/>
     <w:link w:val="3"/>
@@ -12667,7 +12864,7 @@
       <w:szCs w:val="28"/>
     </w:rPr>
   </w:style>
-  <w:style w:type="character" w:customStyle="1" w:styleId="139">
+  <w:style w:type="character" w:customStyle="1" w:styleId="140">
     <w:name w:val="Heading 2 Char"/>
     <w:basedOn w:val="132"/>
     <w:link w:val="4"/>
@@ -12686,7 +12883,7 @@
       </w14:textFill>
     </w:rPr>
   </w:style>
-  <w:style w:type="character" w:customStyle="1" w:styleId="140">
+  <w:style w:type="character" w:customStyle="1" w:styleId="141">
     <w:name w:val="Heading 3 Char"/>
     <w:basedOn w:val="132"/>
     <w:link w:val="5"/>
@@ -12703,7 +12900,7 @@
       </w14:textFill>
     </w:rPr>
   </w:style>
-  <w:style w:type="character" w:customStyle="1" w:styleId="141">
+  <w:style w:type="character" w:customStyle="1" w:styleId="142">
     <w:name w:val="Title Char"/>
     <w:basedOn w:val="132"/>
     <w:link w:val="31"/>
@@ -12717,7 +12914,7 @@
       <w:szCs w:val="52"/>
     </w:rPr>
   </w:style>
-  <w:style w:type="character" w:customStyle="1" w:styleId="142">
+  <w:style w:type="character" w:customStyle="1" w:styleId="143">
     <w:name w:val="Subtitle Char"/>
     <w:basedOn w:val="132"/>
     <w:link w:val="26"/>
@@ -12737,7 +12934,7 @@
       </w14:textFill>
     </w:rPr>
   </w:style>
-  <w:style w:type="paragraph" w:styleId="143">
+  <w:style w:type="paragraph" w:styleId="144">
     <w:name w:val="List Paragraph"/>
     <w:basedOn w:val="1"/>
     <w:qFormat/>
@@ -12747,19 +12944,19 @@
       <w:contextualSpacing/>
     </w:pPr>
   </w:style>
-  <w:style w:type="character" w:customStyle="1" w:styleId="144">
+  <w:style w:type="character" w:customStyle="1" w:styleId="145">
     <w:name w:val="Body Text Char"/>
     <w:basedOn w:val="132"/>
     <w:link w:val="19"/>
     <w:uiPriority w:val="99"/>
   </w:style>
-  <w:style w:type="character" w:customStyle="1" w:styleId="145">
+  <w:style w:type="character" w:customStyle="1" w:styleId="146">
     <w:name w:val="Body Text 2 Char"/>
     <w:basedOn w:val="132"/>
     <w:link w:val="28"/>
     <w:uiPriority w:val="99"/>
   </w:style>
-  <w:style w:type="character" w:customStyle="1" w:styleId="146">
+  <w:style w:type="character" w:customStyle="1" w:styleId="147">
     <w:name w:val="Body Text 3 Char"/>
     <w:basedOn w:val="132"/>
     <w:link w:val="17"/>
@@ -12769,7 +12966,7 @@
       <w:szCs w:val="16"/>
     </w:rPr>
   </w:style>
-  <w:style w:type="character" w:customStyle="1" w:styleId="147">
+  <w:style w:type="character" w:customStyle="1" w:styleId="148">
     <w:name w:val="Macro Text Char"/>
     <w:basedOn w:val="132"/>
     <w:link w:val="2"/>
@@ -12780,11 +12977,11 @@
       <w:szCs w:val="20"/>
     </w:rPr>
   </w:style>
-  <w:style w:type="paragraph" w:styleId="148">
+  <w:style w:type="paragraph" w:styleId="149">
     <w:name w:val="Quote"/>
     <w:basedOn w:val="1"/>
     <w:next w:val="1"/>
-    <w:link w:val="149"/>
+    <w:link w:val="150"/>
     <w:qFormat/>
     <w:uiPriority w:val="29"/>
     <w:rPr>
@@ -12798,10 +12995,10 @@
       </w14:textFill>
     </w:rPr>
   </w:style>
-  <w:style w:type="character" w:customStyle="1" w:styleId="149">
+  <w:style w:type="character" w:customStyle="1" w:styleId="150">
     <w:name w:val="Quote Char"/>
     <w:basedOn w:val="132"/>
-    <w:link w:val="148"/>
+    <w:link w:val="149"/>
     <w:uiPriority w:val="29"/>
     <w:rPr>
       <w:i/>
@@ -12814,7 +13011,7 @@
       </w14:textFill>
     </w:rPr>
   </w:style>
-  <w:style w:type="character" w:customStyle="1" w:styleId="150">
+  <w:style w:type="character" w:customStyle="1" w:styleId="151">
     <w:name w:val="Heading 4 Char"/>
     <w:basedOn w:val="132"/>
     <w:link w:val="6"/>
@@ -12834,7 +13031,7 @@
       </w14:textFill>
     </w:rPr>
   </w:style>
-  <w:style w:type="character" w:customStyle="1" w:styleId="151">
+  <w:style w:type="character" w:customStyle="1" w:styleId="152">
     <w:name w:val="Heading 5 Char"/>
     <w:basedOn w:val="132"/>
     <w:link w:val="7"/>
@@ -12845,7 +13042,7 @@
       <w:color w:val="254061" w:themeColor="accent1" w:themeShade="80"/>
     </w:rPr>
   </w:style>
-  <w:style w:type="character" w:customStyle="1" w:styleId="152">
+  <w:style w:type="character" w:customStyle="1" w:styleId="153">
     <w:name w:val="Heading 6 Char"/>
     <w:basedOn w:val="132"/>
     <w:link w:val="8"/>
@@ -12858,7 +13055,7 @@
       <w:color w:val="254061" w:themeColor="accent1" w:themeShade="80"/>
     </w:rPr>
   </w:style>
-  <w:style w:type="character" w:customStyle="1" w:styleId="153">
+  <w:style w:type="character" w:customStyle="1" w:styleId="154">
     <w:name w:val="Heading 7 Char"/>
     <w:basedOn w:val="132"/>
     <w:link w:val="9"/>
@@ -12879,7 +13076,7 @@
       </w14:textFill>
     </w:rPr>
   </w:style>
-  <w:style w:type="character" w:customStyle="1" w:styleId="154">
+  <w:style w:type="character" w:customStyle="1" w:styleId="155">
     <w:name w:val="Heading 8 Char"/>
     <w:basedOn w:val="132"/>
     <w:link w:val="10"/>
@@ -12897,7 +13094,7 @@
       </w14:textFill>
     </w:rPr>
   </w:style>
-  <w:style w:type="character" w:customStyle="1" w:styleId="155">
+  <w:style w:type="character" w:customStyle="1" w:styleId="156">
     <w:name w:val="Heading 9 Char"/>
     <w:basedOn w:val="132"/>
     <w:link w:val="11"/>
@@ -12920,11 +13117,11 @@
       </w14:textFill>
     </w:rPr>
   </w:style>
-  <w:style w:type="paragraph" w:styleId="156">
+  <w:style w:type="paragraph" w:styleId="157">
     <w:name w:val="Intense Quote"/>
     <w:basedOn w:val="1"/>
     <w:next w:val="1"/>
-    <w:link w:val="157"/>
+    <w:link w:val="158"/>
     <w:qFormat/>
     <w:uiPriority w:val="30"/>
     <w:pPr>
@@ -12947,10 +13144,10 @@
       </w14:textFill>
     </w:rPr>
   </w:style>
-  <w:style w:type="character" w:customStyle="1" w:styleId="157">
+  <w:style w:type="character" w:customStyle="1" w:styleId="158">
     <w:name w:val="Intense Quote Char"/>
     <w:basedOn w:val="132"/>
-    <w:link w:val="156"/>
+    <w:link w:val="157"/>
     <w:uiPriority w:val="30"/>
     <w:rPr>
       <w:b/>
@@ -12965,7 +13162,7 @@
       </w14:textFill>
     </w:rPr>
   </w:style>
-  <w:style w:type="character" w:customStyle="1" w:styleId="158">
+  <w:style w:type="character" w:customStyle="1" w:styleId="159">
     <w:name w:val="Subtle Emphasis"/>
     <w:basedOn w:val="132"/>
     <w:qFormat/>
@@ -12984,7 +13181,7 @@
       </w14:textFill>
     </w:rPr>
   </w:style>
-  <w:style w:type="character" w:customStyle="1" w:styleId="159">
+  <w:style w:type="character" w:customStyle="1" w:styleId="160">
     <w:name w:val="Intense Emphasis"/>
     <w:basedOn w:val="132"/>
     <w:qFormat/>
@@ -13002,7 +13199,7 @@
       </w14:textFill>
     </w:rPr>
   </w:style>
-  <w:style w:type="character" w:customStyle="1" w:styleId="160">
+  <w:style w:type="character" w:customStyle="1" w:styleId="161">
     <w:name w:val="Subtle Reference"/>
     <w:basedOn w:val="132"/>
     <w:qFormat/>
@@ -13018,7 +13215,7 @@
       </w14:textFill>
     </w:rPr>
   </w:style>
-  <w:style w:type="character" w:customStyle="1" w:styleId="161">
+  <w:style w:type="character" w:customStyle="1" w:styleId="162">
     <w:name w:val="Intense Reference"/>
     <w:basedOn w:val="132"/>
     <w:qFormat/>
@@ -13037,7 +13234,7 @@
       </w14:textFill>
     </w:rPr>
   </w:style>
-  <w:style w:type="character" w:customStyle="1" w:styleId="162">
+  <w:style w:type="character" w:customStyle="1" w:styleId="163">
     <w:name w:val="Book Title"/>
     <w:basedOn w:val="132"/>
     <w:qFormat/>
@@ -13049,7 +13246,7 @@
       <w:spacing w:val="5"/>
     </w:rPr>
   </w:style>
-  <w:style w:type="paragraph" w:customStyle="1" w:styleId="163">
+  <w:style w:type="paragraph" w:customStyle="1" w:styleId="164">
     <w:name w:val="TOC Heading"/>
     <w:basedOn w:val="3"/>
     <w:next w:val="1"/>
